--- a/03_설계/케어플랫폼_시스템아키텍처_v2.0.docx
+++ b/03_설계/케어플랫폼_시스템아키텍처_v2.0.docx
@@ -61,6 +61,239 @@
       <w:r>
         <w:br w:type="page"/>
       </w:r>
+    </w:p>
+    <w:p>
+      <w:pPr>
+        <w:pBdr>
+          <w:bottom w:val="single" w:sz="24" w:space="4" w:color="DC2626"/>
+        </w:pBdr>
+        <w:spacing w:before="400" w:after="160"/>
+      </w:pPr>
+      <w:r>
+        <w:rPr>
+          <w:rFonts w:ascii="Pretendard Variable" w:cs="Pretendard Variable" w:eastAsia="Pretendard Variable" w:hAnsi="Pretendard Variable"/>
+          <w:b/>
+          <w:bCs/>
+          <w:color w:val="DC2626"/>
+          <w:sz w:val="28"/>
+          <w:szCs w:val="28"/>
+        </w:rPr>
+        <w:t xml:space="preserve">[2026-04-19 갱신 노트] </w:t>
+      </w:r>
+      <w:r>
+        <w:rPr>
+          <w:rFonts w:ascii="Pretendard Variable" w:cs="Pretendard Variable" w:eastAsia="Pretendard Variable" w:hAnsi="Pretendard Variable"/>
+          <w:b/>
+          <w:bCs/>
+          <w:color w:val="1C1C1E"/>
+          <w:sz w:val="28"/>
+          <w:szCs w:val="28"/>
+        </w:rPr>
+        <w:t xml:space="preserve">클라이언트 계층 4트랙 분리 — 실 구현 기준 갱신</w:t>
+      </w:r>
+    </w:p>
+    <w:p>
+      <w:pPr>
+        <w:spacing w:after="160"/>
+      </w:pPr>
+      <w:r>
+        <w:rPr>
+          <w:rFonts w:ascii="Pretendard Variable" w:cs="Pretendard Variable" w:eastAsia="Pretendard Variable" w:hAnsi="Pretendard Variable"/>
+          <w:i/>
+          <w:iCs/>
+          <w:color w:val="6B7280"/>
+          <w:sz w:val="22"/>
+          <w:szCs w:val="22"/>
+        </w:rPr>
+        <w:t xml:space="preserve">아래 원문은 v1.0 시점 IA이며, 이후 실제 앱 구현 결과를 반영해 다음 사항이 추가·갱신되었다. 최신본은 haru_anbu/하루안부_통합기획서_v6.2.html 및 01_기획/하루안부_통합기획서_v6.0.md (§0.1 v6.2 4차) 참조.</w:t>
+      </w:r>
+    </w:p>
+    <w:p>
+      <w:pPr>
+        <w:spacing w:after="80"/>
+        <w:ind w:left="360" w:hanging="360"/>
+      </w:pPr>
+      <w:r>
+        <w:rPr>
+          <w:rFonts w:ascii="Pretendard Variable" w:cs="Pretendard Variable" w:eastAsia="Pretendard Variable" w:hAnsi="Pretendard Variable"/>
+          <w:b/>
+          <w:bCs/>
+          <w:color w:val="DC2626"/>
+          <w:sz w:val="22"/>
+          <w:szCs w:val="22"/>
+        </w:rPr>
+        <w:t xml:space="preserve">• </w:t>
+      </w:r>
+      <w:r>
+        <w:rPr>
+          <w:rFonts w:ascii="Pretendard Variable" w:cs="Pretendard Variable" w:eastAsia="Pretendard Variable" w:hAnsi="Pretendard Variable"/>
+          <w:color w:val="1C1C1E"/>
+          <w:sz w:val="22"/>
+          <w:szCs w:val="22"/>
+        </w:rPr>
+        <w:t xml:space="preserve">본문 v2.0은 "클라이언트 = 3역할 단일 SPA" 전제. 이후 진화로 클라이언트가 4개 독립 트랙으로 분리됨.</w:t>
+      </w:r>
+    </w:p>
+    <w:p>
+      <w:pPr>
+        <w:spacing w:after="80"/>
+        <w:ind w:left="360" w:hanging="360"/>
+      </w:pPr>
+      <w:r>
+        <w:rPr>
+          <w:rFonts w:ascii="Pretendard Variable" w:cs="Pretendard Variable" w:eastAsia="Pretendard Variable" w:hAnsi="Pretendard Variable"/>
+          <w:b/>
+          <w:bCs/>
+          <w:color w:val="DC2626"/>
+          <w:sz w:val="22"/>
+          <w:szCs w:val="22"/>
+        </w:rPr>
+        <w:t xml:space="preserve">• </w:t>
+      </w:r>
+      <w:r>
+        <w:rPr>
+          <w:rFonts w:ascii="Pretendard Variable" w:cs="Pretendard Variable" w:eastAsia="Pretendard Variable" w:hAnsi="Pretendard Variable"/>
+          <w:color w:val="1C1C1E"/>
+          <w:sz w:val="22"/>
+          <w:szCs w:val="22"/>
+        </w:rPr>
+        <w:t xml:space="preserve">v9.5 보호자앱 (모바일 PWA) — 단일 HTML SPA, 5탭 14화면.</w:t>
+      </w:r>
+    </w:p>
+    <w:p>
+      <w:pPr>
+        <w:spacing w:after="80"/>
+        <w:ind w:left="360" w:hanging="360"/>
+      </w:pPr>
+      <w:r>
+        <w:rPr>
+          <w:rFonts w:ascii="Pretendard Variable" w:cs="Pretendard Variable" w:eastAsia="Pretendard Variable" w:hAnsi="Pretendard Variable"/>
+          <w:b/>
+          <w:bCs/>
+          <w:color w:val="DC2626"/>
+          <w:sz w:val="22"/>
+          <w:szCs w:val="22"/>
+        </w:rPr>
+        <w:t xml:space="preserve">• </w:t>
+      </w:r>
+      <w:r>
+        <w:rPr>
+          <w:rFonts w:ascii="Pretendard Variable" w:cs="Pretendard Variable" w:eastAsia="Pretendard Variable" w:hAnsi="Pretendard Variable"/>
+          <w:color w:val="1C1C1E"/>
+          <w:sz w:val="22"/>
+          <w:szCs w:val="22"/>
+        </w:rPr>
+        <w:t xml:space="preserve">v10 의료진웹 (PC 데스크톱) — 단일 파일 SPA m.html, 240px 사이드바 8메뉴, 탭별 메타포 5종.</w:t>
+      </w:r>
+    </w:p>
+    <w:p>
+      <w:pPr>
+        <w:spacing w:after="80"/>
+        <w:ind w:left="360" w:hanging="360"/>
+      </w:pPr>
+      <w:r>
+        <w:rPr>
+          <w:rFonts w:ascii="Pretendard Variable" w:cs="Pretendard Variable" w:eastAsia="Pretendard Variable" w:hAnsi="Pretendard Variable"/>
+          <w:b/>
+          <w:bCs/>
+          <w:color w:val="DC2626"/>
+          <w:sz w:val="22"/>
+          <w:szCs w:val="22"/>
+        </w:rPr>
+        <w:t xml:space="preserve">• </w:t>
+      </w:r>
+      <w:r>
+        <w:rPr>
+          <w:rFonts w:ascii="Pretendard Variable" w:cs="Pretendard Variable" w:eastAsia="Pretendard Variable" w:hAnsi="Pretendard Variable"/>
+          <w:color w:val="1C1C1E"/>
+          <w:sz w:val="22"/>
+          <w:szCs w:val="22"/>
+        </w:rPr>
+        <w:t xml:space="preserve">v11 요양보호사앱 (모바일 PWA) — c01~c04 4탭 + 플로팅 SOS, 시설 리서치 6축 반영.</w:t>
+      </w:r>
+    </w:p>
+    <w:p>
+      <w:pPr>
+        <w:spacing w:after="80"/>
+        <w:ind w:left="360" w:hanging="360"/>
+      </w:pPr>
+      <w:r>
+        <w:rPr>
+          <w:rFonts w:ascii="Pretendard Variable" w:cs="Pretendard Variable" w:eastAsia="Pretendard Variable" w:hAnsi="Pretendard Variable"/>
+          <w:b/>
+          <w:bCs/>
+          <w:color w:val="DC2626"/>
+          <w:sz w:val="22"/>
+          <w:szCs w:val="22"/>
+        </w:rPr>
+        <w:t xml:space="preserve">• </w:t>
+      </w:r>
+      <w:r>
+        <w:rPr>
+          <w:rFonts w:ascii="Pretendard Variable" w:cs="Pretendard Variable" w:eastAsia="Pretendard Variable" w:hAnsi="Pretendard Variable"/>
+          <w:color w:val="1C1C1E"/>
+          <w:sz w:val="22"/>
+          <w:szCs w:val="22"/>
+        </w:rPr>
+        <w:t xml:space="preserve">v12 환자앱 (태블릿 10~11" 거치형) — P-01~P-10 멀티 페이지(P-04 제외), 18px 본문.</w:t>
+      </w:r>
+    </w:p>
+    <w:p>
+      <w:pPr>
+        <w:spacing w:after="80"/>
+        <w:ind w:left="360" w:hanging="360"/>
+      </w:pPr>
+      <w:r>
+        <w:rPr>
+          <w:rFonts w:ascii="Pretendard Variable" w:cs="Pretendard Variable" w:eastAsia="Pretendard Variable" w:hAnsi="Pretendard Variable"/>
+          <w:b/>
+          <w:bCs/>
+          <w:color w:val="DC2626"/>
+          <w:sz w:val="22"/>
+          <w:szCs w:val="22"/>
+        </w:rPr>
+        <w:t xml:space="preserve">• </w:t>
+      </w:r>
+      <w:r>
+        <w:rPr>
+          <w:rFonts w:ascii="Pretendard Variable" w:cs="Pretendard Variable" w:eastAsia="Pretendard Variable" w:hAnsi="Pretendard Variable"/>
+          <w:color w:val="1C1C1E"/>
+          <w:sz w:val="22"/>
+          <w:szCs w:val="22"/>
+        </w:rPr>
+        <w:t xml:space="preserve">각 트랙은 공통 토큰(07_디자인/tokens/tokens.css) + data-role 변형 공유. 백엔드(Supabase/Claude API/FCM) §2~§7 섹션은 정합 유지.</w:t>
+      </w:r>
+    </w:p>
+    <w:p>
+      <w:pPr>
+        <w:spacing w:after="80"/>
+        <w:ind w:left="360" w:hanging="360"/>
+      </w:pPr>
+      <w:r>
+        <w:rPr>
+          <w:rFonts w:ascii="Pretendard Variable" w:cs="Pretendard Variable" w:eastAsia="Pretendard Variable" w:hAnsi="Pretendard Variable"/>
+          <w:b/>
+          <w:bCs/>
+          <w:color w:val="DC2626"/>
+          <w:sz w:val="22"/>
+          <w:szCs w:val="22"/>
+        </w:rPr>
+        <w:t xml:space="preserve">• </w:t>
+      </w:r>
+      <w:r>
+        <w:rPr>
+          <w:rFonts w:ascii="Pretendard Variable" w:cs="Pretendard Variable" w:eastAsia="Pretendard Variable" w:hAnsi="Pretendard Variable"/>
+          <w:color w:val="1C1C1E"/>
+          <w:sz w:val="22"/>
+          <w:szCs w:val="22"/>
+        </w:rPr>
+        <w:t xml:space="preserve">참고: 환자 태블릿은 "단일화면 AI 말벗" 컨셉 폐기(2026-04-19). 역할 분류는 "의료진/요양보호사 2그룹" → "케어팀(3역할)" 단일 카테고리로 통합.</w:t>
+      </w:r>
+    </w:p>
+    <w:p>
+      <w:pPr>
+        <w:spacing w:after="400"/>
+      </w:pPr>
     </w:p>
     <w:p>
       <w:pPr>
